--- a/paper_3_audit/paper2_manuscript_en.docx
+++ b/paper_3_audit/paper2_manuscript_en.docx
@@ -1407,6 +1407,23 @@
         <w:pStyle w:val="Heading1"/>
       </w:pPr>
       <w:r>
+        <w:t>5.4.1 The same translation over the whole mapped surface</w:t>
+      </w:r>
+    </w:p>
+    <w:p>
+      <w:pPr>
+        <w:spacing w:line="360" w:lineRule="auto"/>
+        <w:jc w:val="both"/>
+      </w:pPr>
+      <w:r>
+        <w:t>Restricted to the pool the roughness change is a statement about one water body; carried across the pool, the floodway and the delta on one grid it is a statement about the system the models will run on. There the area-weighted base value moves from area-weighted n 0.0446 over 2544 km² to area-weighted n 0.0888 over 2542 km² (class spread p10 0.030 - p90 0.150). The mosaic is resolution-insensitive: the 20 m and 50 m grids agree to the fourth decimal. It remains a prior, not a calibrated coefficient (A literature prior per mapped class, not a hydraulically calibrated coefficient; the mapped classes themselves carry no accuracy assessment yet.).</w:t>
+      </w:r>
+    </w:p>
+    <w:p>
+      <w:pPr>
+        <w:pStyle w:val="Heading1"/>
+      </w:pPr>
+      <w:r>
         <w:t>5.5 Pre-breach model</w:t>
       </w:r>
     </w:p>

--- a/paper_3_audit/paper2_manuscript_en.docx
+++ b/paper_3_audit/paper2_manuscript_en.docx
@@ -495,6 +495,23 @@
       </w:pPr>
       <w:r>
         <w:t>Calibration uses only the legacy backwater profiles, historical levels and the Kherson gauge. Validation uses the per-overpass ICESat-2 slopes and within-overpass heterogeneity of the companion paper and the observed channel width; none of these enters calibration. Roughness sensitivity runs use n_low, n_base and n_high per class.</w:t>
+      </w:r>
+    </w:p>
+    <w:p>
+      <w:pPr>
+        <w:pStyle w:val="Heading1"/>
+      </w:pPr>
+      <w:r>
+        <w:t>3.6 Canopy height by surface class</w:t>
+      </w:r>
+    </w:p>
+    <w:p>
+      <w:pPr>
+        <w:spacing w:line="360" w:lineRule="auto"/>
+        <w:jc w:val="both"/>
+      </w:pPr>
+      <w:r>
+        <w:t>Height is not roughness, but it is the observable that says whether a class called "young woody" is woody at all. On a season-matched window GEDI gives rh98 3.17 m in 2024, 8% above 4 m for the dense young woody class in 2024 against dense young woody rh98 4.21 m in 2025, 55% of shots above 4 m a year later (p90 6.01 m; n = 4709 shots), while the bare and open-water classes do not move. Cross-checked against ICESat-2 on shared cells the two sensors agree on direction but not level — woody cells GEDI 76% vs ICESat-2 25% (Spearman 0.26) — so canopy height is used here as support for the class assignment and never as an input to the coefficient (A 25 m GEDI footprint is lit by a single tall shrub, so the two sensors are not measuring the same quantity; canopy height supports the class assignment but does not calibrate the roughness coefficient.).</w:t>
       </w:r>
     </w:p>
     <w:p>
@@ -1615,6 +1632,1005 @@
     </w:p>
     <w:p>
       <w:pPr>
+        <w:spacing w:line="360" w:lineRule="auto"/>
+        <w:jc w:val="both"/>
+      </w:pPr>
+      <w:r>
+        <w:rPr>
+          <w:b/>
+        </w:rPr>
+        <w:t>Table P2-1. Area-weighted base roughness of the mapped surface by state (literature priors per class, not calibrated).</w:t>
+      </w:r>
+    </w:p>
+    <w:tbl>
+      <w:tblPr>
+        <w:tblStyle w:val="TableGrid"/>
+        <w:tblW w:type="auto" w:w="0"/>
+        <w:jc w:val="center"/>
+        <w:tblLook w:firstColumn="1" w:firstRow="1" w:lastColumn="0" w:lastRow="0" w:noHBand="0" w:noVBand="1" w:val="04A0"/>
+      </w:tblPr>
+      <w:tblGrid>
+        <w:gridCol w:w="1728"/>
+        <w:gridCol w:w="1728"/>
+        <w:gridCol w:w="1728"/>
+        <w:gridCol w:w="1728"/>
+        <w:gridCol w:w="1728"/>
+      </w:tblGrid>
+      <w:tr>
+        <w:tc>
+          <w:tcPr>
+            <w:tcW w:type="dxa" w:w="1728"/>
+          </w:tcPr>
+          <w:p>
+            <w:r>
+              <w:rPr>
+                <w:b/>
+              </w:rPr>
+              <w:t>claim_id</w:t>
+            </w:r>
+          </w:p>
+        </w:tc>
+        <w:tc>
+          <w:tcPr>
+            <w:tcW w:type="dxa" w:w="1728"/>
+          </w:tcPr>
+          <w:p>
+            <w:r>
+              <w:rPr>
+                <w:b/>
+              </w:rPr>
+              <w:t>claim_text</w:t>
+            </w:r>
+          </w:p>
+        </w:tc>
+        <w:tc>
+          <w:tcPr>
+            <w:tcW w:type="dxa" w:w="1728"/>
+          </w:tcPr>
+          <w:p>
+            <w:r>
+              <w:rPr>
+                <w:b/>
+              </w:rPr>
+              <w:t>value_resolved</w:t>
+            </w:r>
+          </w:p>
+        </w:tc>
+        <w:tc>
+          <w:tcPr>
+            <w:tcW w:type="dxa" w:w="1728"/>
+          </w:tcPr>
+          <w:p>
+            <w:r>
+              <w:rPr>
+                <w:b/>
+              </w:rPr>
+              <w:t>uncertainty_resolved</w:t>
+            </w:r>
+          </w:p>
+        </w:tc>
+        <w:tc>
+          <w:tcPr>
+            <w:tcW w:type="dxa" w:w="1728"/>
+          </w:tcPr>
+          <w:p>
+            <w:r>
+              <w:rPr>
+                <w:b/>
+              </w:rPr>
+              <w:t>audit_status</w:t>
+            </w:r>
+          </w:p>
+        </w:tc>
+      </w:tr>
+      <w:tr>
+        <w:tc>
+          <w:tcPr>
+            <w:tcW w:type="dxa" w:w="1728"/>
+          </w:tcPr>
+          <w:p>
+            <w:r>
+              <w:t>N2.1a</w:t>
+            </w:r>
+          </w:p>
+        </w:tc>
+        <w:tc>
+          <w:tcPr>
+            <w:tcW w:type="dxa" w:w="1728"/>
+          </w:tcPr>
+          <w:p>
+            <w:r>
+              <w:t>Area-weighted base roughness of the same surface at the breach.</w:t>
+            </w:r>
+          </w:p>
+        </w:tc>
+        <w:tc>
+          <w:tcPr>
+            <w:tcW w:type="dxa" w:w="1728"/>
+          </w:tcPr>
+          <w:p>
+            <w:r>
+              <w:t>area-weighted n 0.0446 over 2544 km²</w:t>
+            </w:r>
+          </w:p>
+        </w:tc>
+        <w:tc>
+          <w:tcPr>
+            <w:tcW w:type="dxa" w:w="1728"/>
+          </w:tcPr>
+          <w:p/>
+        </w:tc>
+        <w:tc>
+          <w:tcPr>
+            <w:tcW w:type="dxa" w:w="1728"/>
+          </w:tcPr>
+          <w:p>
+            <w:r>
+              <w:t>SUPPORTED_WITH_LIMITATION</w:t>
+            </w:r>
+          </w:p>
+        </w:tc>
+      </w:tr>
+      <w:tr>
+        <w:tc>
+          <w:tcPr>
+            <w:tcW w:type="dxa" w:w="1728"/>
+          </w:tcPr>
+          <w:p>
+            <w:r>
+              <w:t>N2.1</w:t>
+            </w:r>
+          </w:p>
+        </w:tc>
+        <w:tc>
+          <w:tcPr>
+            <w:tcW w:type="dxa" w:w="1728"/>
+          </w:tcPr>
+          <w:p>
+            <w:r>
+              <w:t>Carried across the whole mapped surface rather than the pool alone, the area-weighted base roughness roughly doubles between the breach and the current state.</w:t>
+            </w:r>
+          </w:p>
+        </w:tc>
+        <w:tc>
+          <w:tcPr>
+            <w:tcW w:type="dxa" w:w="1728"/>
+          </w:tcPr>
+          <w:p>
+            <w:r>
+              <w:t>area-weighted n 0.0888 over 2542 km²</w:t>
+            </w:r>
+          </w:p>
+        </w:tc>
+        <w:tc>
+          <w:tcPr>
+            <w:tcW w:type="dxa" w:w="1728"/>
+          </w:tcPr>
+          <w:p>
+            <w:r>
+              <w:t>class spread p10 0.030 - p90 0.150</w:t>
+            </w:r>
+          </w:p>
+        </w:tc>
+        <w:tc>
+          <w:tcPr>
+            <w:tcW w:type="dxa" w:w="1728"/>
+          </w:tcPr>
+          <w:p>
+            <w:r>
+              <w:t>SUPPORTED_WITH_LIMITATION</w:t>
+            </w:r>
+          </w:p>
+        </w:tc>
+      </w:tr>
+      <w:tr>
+        <w:tc>
+          <w:tcPr>
+            <w:tcW w:type="dxa" w:w="1728"/>
+          </w:tcPr>
+          <w:p>
+            <w:r>
+              <w:t>N1.1a</w:t>
+            </w:r>
+          </w:p>
+        </w:tc>
+        <w:tc>
+          <w:tcPr>
+            <w:tcW w:type="dxa" w:w="1728"/>
+          </w:tcPr>
+          <w:p>
+            <w:r>
+              <w:t>Roughness step at first exposure (BREACH_2023 → FIRST_EXPOSURE_2023).</w:t>
+            </w:r>
+          </w:p>
+        </w:tc>
+        <w:tc>
+          <w:tcPr>
+            <w:tcW w:type="dxa" w:w="1728"/>
+          </w:tcPr>
+          <w:p>
+            <w:r>
+              <w:t>n 0.032 → 0.042</w:t>
+            </w:r>
+          </w:p>
+        </w:tc>
+        <w:tc>
+          <w:tcPr>
+            <w:tcW w:type="dxa" w:w="1728"/>
+          </w:tcPr>
+          <w:p/>
+        </w:tc>
+        <w:tc>
+          <w:tcPr>
+            <w:tcW w:type="dxa" w:w="1728"/>
+          </w:tcPr>
+          <w:p>
+            <w:r>
+              <w:t>SUPPORTED_WITH_LIMITATION</w:t>
+            </w:r>
+          </w:p>
+        </w:tc>
+      </w:tr>
+      <w:tr>
+        <w:tc>
+          <w:tcPr>
+            <w:tcW w:type="dxa" w:w="1728"/>
+          </w:tcPr>
+          <w:p>
+            <w:r>
+              <w:t>N1.1b</w:t>
+            </w:r>
+          </w:p>
+        </w:tc>
+        <w:tc>
+          <w:tcPr>
+            <w:tcW w:type="dxa" w:w="1728"/>
+          </w:tcPr>
+          <w:p>
+            <w:r>
+              <w:t>Roughness step with the 2024 reed expansion (FIRST_EXPOSURE_2023 → STATE_2024).</w:t>
+            </w:r>
+          </w:p>
+        </w:tc>
+        <w:tc>
+          <w:tcPr>
+            <w:tcW w:type="dxa" w:w="1728"/>
+          </w:tcPr>
+          <w:p>
+            <w:r>
+              <w:t>n 0.041 → 0.060; share Δn &gt; 0.02 0.45</w:t>
+            </w:r>
+          </w:p>
+        </w:tc>
+        <w:tc>
+          <w:tcPr>
+            <w:tcW w:type="dxa" w:w="1728"/>
+          </w:tcPr>
+          <w:p/>
+        </w:tc>
+        <w:tc>
+          <w:tcPr>
+            <w:tcW w:type="dxa" w:w="1728"/>
+          </w:tcPr>
+          <w:p>
+            <w:r>
+              <w:t>SUPPORTED_WITH_LIMITATION</w:t>
+            </w:r>
+          </w:p>
+        </w:tc>
+      </w:tr>
+      <w:tr>
+        <w:tc>
+          <w:tcPr>
+            <w:tcW w:type="dxa" w:w="1728"/>
+          </w:tcPr>
+          <w:p>
+            <w:r>
+              <w:t>N1.1</w:t>
+            </w:r>
+          </w:p>
+        </w:tc>
+        <w:tc>
+          <w:tcPr>
+            <w:tcW w:type="dxa" w:w="1728"/>
+          </w:tcPr>
+          <w:p>
+            <w:r>
+              <w:t>The area-weighted Manning n of the former pool roughly doubles between the breach state and 2025 as class areas move from open water to reed and young woody cover.</w:t>
+            </w:r>
+          </w:p>
+        </w:tc>
+        <w:tc>
+          <w:tcPr>
+            <w:tcW w:type="dxa" w:w="1728"/>
+          </w:tcPr>
+          <w:p>
+            <w:r>
+              <w:t>n 0.032 → 0.063; median Δn +0.035</w:t>
+            </w:r>
+          </w:p>
+        </w:tc>
+        <w:tc>
+          <w:tcPr>
+            <w:tcW w:type="dxa" w:w="1728"/>
+          </w:tcPr>
+          <w:p>
+            <w:r>
+              <w:t>share of area with Δn &gt; 0.02: 0.63; Δn &lt; −0.02: 0.004</w:t>
+            </w:r>
+          </w:p>
+        </w:tc>
+        <w:tc>
+          <w:tcPr>
+            <w:tcW w:type="dxa" w:w="1728"/>
+          </w:tcPr>
+          <w:p>
+            <w:r>
+              <w:t>SUPPORTED_WITH_LIMITATION</w:t>
+            </w:r>
+          </w:p>
+        </w:tc>
+      </w:tr>
+      <w:tr>
+        <w:tc>
+          <w:tcPr>
+            <w:tcW w:type="dxa" w:w="1728"/>
+          </w:tcPr>
+          <w:p>
+            <w:r>
+              <w:t>N1.2a</w:t>
+            </w:r>
+          </w:p>
+        </w:tc>
+        <w:tc>
+          <w:tcPr>
+            <w:tcW w:type="dxa" w:w="1728"/>
+          </w:tcPr>
+          <w:p>
+            <w:r>
+              <w:t>Roughness-class areas of the former pool at the breach state (almost entirely open water).</w:t>
+            </w:r>
+          </w:p>
+        </w:tc>
+        <w:tc>
+          <w:tcPr>
+            <w:tcW w:type="dxa" w:w="1728"/>
+          </w:tcPr>
+          <w:p>
+            <w:r>
+              <w:t>open water 2101 of valid 2162 km²; mature woody legacy 30 km²</w:t>
+            </w:r>
+          </w:p>
+        </w:tc>
+        <w:tc>
+          <w:tcPr>
+            <w:tcW w:type="dxa" w:w="1728"/>
+          </w:tcPr>
+          <w:p/>
+        </w:tc>
+        <w:tc>
+          <w:tcPr>
+            <w:tcW w:type="dxa" w:w="1728"/>
+          </w:tcPr>
+          <w:p>
+            <w:r>
+              <w:t>SUPPORTED</w:t>
+            </w:r>
+          </w:p>
+        </w:tc>
+      </w:tr>
+      <w:tr>
+        <w:tc>
+          <w:tcPr>
+            <w:tcW w:type="dxa" w:w="1728"/>
+          </w:tcPr>
+          <w:p>
+            <w:r>
+              <w:t>N1.2</w:t>
+            </w:r>
+          </w:p>
+        </w:tc>
+        <w:tc>
+          <w:tcPr>
+            <w:tcW w:type="dxa" w:w="1728"/>
+          </w:tcPr>
+          <w:p>
+            <w:r>
+              <w:t>Roughness-class areas of the former pool in the 2025 state (reed and young woody dominate).</w:t>
+            </w:r>
+          </w:p>
+        </w:tc>
+        <w:tc>
+          <w:tcPr>
+            <w:tcW w:type="dxa" w:w="1728"/>
+          </w:tcPr>
+          <w:p>
+            <w:r>
+              <w:t>reed 739, young woody dense 472, dense herb 343, open water 174 km²</w:t>
+            </w:r>
+          </w:p>
+        </w:tc>
+        <w:tc>
+          <w:tcPr>
+            <w:tcW w:type="dxa" w:w="1728"/>
+          </w:tcPr>
+          <w:p/>
+        </w:tc>
+        <w:tc>
+          <w:tcPr>
+            <w:tcW w:type="dxa" w:w="1728"/>
+          </w:tcPr>
+          <w:p>
+            <w:r>
+              <w:t>SUPPORTED_WITH_LIMITATION</w:t>
+            </w:r>
+          </w:p>
+        </w:tc>
+      </w:tr>
+      <w:tr>
+        <w:tc>
+          <w:tcPr>
+            <w:tcW w:type="dxa" w:w="1728"/>
+          </w:tcPr>
+          <w:p>
+            <w:r>
+              <w:t>N1.3</w:t>
+            </w:r>
+          </w:p>
+        </w:tc>
+        <w:tc>
+          <w:tcPr>
+            <w:tcW w:type="dxa" w:w="1728"/>
+          </w:tcPr>
+          <w:p>
+            <w:r>
+              <w:t>The floodway below the dam (ZONE_4) also gains roughness from the breach state to 2026.</w:t>
+            </w:r>
+          </w:p>
+        </w:tc>
+        <w:tc>
+          <w:tcPr>
+            <w:tcW w:type="dxa" w:w="1728"/>
+          </w:tcPr>
+          <w:p>
+            <w:r>
+              <w:t>n 0.069 → 0.067; share Δn &gt; 0.02 0.05</w:t>
+            </w:r>
+          </w:p>
+        </w:tc>
+        <w:tc>
+          <w:tcPr>
+            <w:tcW w:type="dxa" w:w="1728"/>
+          </w:tcPr>
+          <w:p/>
+        </w:tc>
+        <w:tc>
+          <w:tcPr>
+            <w:tcW w:type="dxa" w:w="1728"/>
+          </w:tcPr>
+          <w:p>
+            <w:r>
+              <w:t>SUPPORTED_WITH_LIMITATION</w:t>
+            </w:r>
+          </w:p>
+        </w:tc>
+      </w:tr>
+      <w:tr>
+        <w:tc>
+          <w:tcPr>
+            <w:tcW w:type="dxa" w:w="1728"/>
+          </w:tcPr>
+          <w:p>
+            <w:r>
+              <w:t>N1.4</w:t>
+            </w:r>
+          </w:p>
+        </w:tc>
+        <w:tc>
+          <w:tcPr>
+            <w:tcW w:type="dxa" w:w="1728"/>
+          </w:tcPr>
+          <w:p>
+            <w:r>
+              <w:t>Manning n prior for reed / tall herbaceous cover (WSP 2339, Chow, HEC-RAS, Järvelä).</w:t>
+            </w:r>
+          </w:p>
+        </w:tc>
+        <w:tc>
+          <w:tcPr>
+            <w:tcW w:type="dxa" w:w="1728"/>
+          </w:tcPr>
+          <w:p>
+            <w:r>
+              <w:t>n_low 0.045 / n_base 0.065 / n_high 0.09; confidence medium; LOCALLY_SUPPORTED_CLASS</w:t>
+            </w:r>
+          </w:p>
+        </w:tc>
+        <w:tc>
+          <w:tcPr>
+            <w:tcW w:type="dxa" w:w="1728"/>
+          </w:tcPr>
+          <w:p/>
+        </w:tc>
+        <w:tc>
+          <w:tcPr>
+            <w:tcW w:type="dxa" w:w="1728"/>
+          </w:tcPr>
+          <w:p>
+            <w:r>
+              <w:t>SUPPORTED_WITH_LIMITATION</w:t>
+            </w:r>
+          </w:p>
+        </w:tc>
+      </w:tr>
+      <w:tr>
+        <w:tc>
+          <w:tcPr>
+            <w:tcW w:type="dxa" w:w="1728"/>
+          </w:tcPr>
+          <w:p>
+            <w:r>
+              <w:t>N1.4a</w:t>
+            </w:r>
+          </w:p>
+        </w:tc>
+        <w:tc>
+          <w:tcPr>
+            <w:tcW w:type="dxa" w:w="1728"/>
+          </w:tcPr>
+          <w:p>
+            <w:r>
+              <w:t>Manning n prior for dense young woody cover.</w:t>
+            </w:r>
+          </w:p>
+        </w:tc>
+        <w:tc>
+          <w:tcPr>
+            <w:tcW w:type="dxa" w:w="1728"/>
+          </w:tcPr>
+          <w:p>
+            <w:r>
+              <w:t>n_low 0.07 / n_base 0.1 / n_high 0.16; confidence low</w:t>
+            </w:r>
+          </w:p>
+        </w:tc>
+        <w:tc>
+          <w:tcPr>
+            <w:tcW w:type="dxa" w:w="1728"/>
+          </w:tcPr>
+          <w:p/>
+        </w:tc>
+        <w:tc>
+          <w:tcPr>
+            <w:tcW w:type="dxa" w:w="1728"/>
+          </w:tcPr>
+          <w:p>
+            <w:r>
+              <w:t>SUPPORTED_WITH_LIMITATION</w:t>
+            </w:r>
+          </w:p>
+        </w:tc>
+      </w:tr>
+    </w:tbl>
+    <w:p/>
+    <w:p>
+      <w:pPr>
+        <w:spacing w:line="360" w:lineRule="auto"/>
+        <w:jc w:val="both"/>
+      </w:pPr>
+      <w:r>
+        <w:t>Figure P2-4 shows the area-weighted value against the spread of the class priors that produce it.</w:t>
+      </w:r>
+    </w:p>
+    <w:p>
+      <w:pPr>
+        <w:spacing w:line="360" w:lineRule="auto"/>
+        <w:jc w:val="both"/>
+      </w:pPr>
+      <w:r>
+        <w:rPr>
+          <w:b/>
+        </w:rPr>
+        <w:t>Table P2-2. Channel geometry below the dam and the canopy layers.</w:t>
+      </w:r>
+    </w:p>
+    <w:tbl>
+      <w:tblPr>
+        <w:tblStyle w:val="TableGrid"/>
+        <w:tblW w:type="auto" w:w="0"/>
+        <w:jc w:val="center"/>
+        <w:tblLook w:firstColumn="1" w:firstRow="1" w:lastColumn="0" w:lastRow="0" w:noHBand="0" w:noVBand="1" w:val="04A0"/>
+      </w:tblPr>
+      <w:tblGrid>
+        <w:gridCol w:w="1728"/>
+        <w:gridCol w:w="1728"/>
+        <w:gridCol w:w="1728"/>
+        <w:gridCol w:w="1728"/>
+        <w:gridCol w:w="1728"/>
+      </w:tblGrid>
+      <w:tr>
+        <w:tc>
+          <w:tcPr>
+            <w:tcW w:type="dxa" w:w="1728"/>
+          </w:tcPr>
+          <w:p>
+            <w:r>
+              <w:rPr>
+                <w:b/>
+              </w:rPr>
+              <w:t>claim_id</w:t>
+            </w:r>
+          </w:p>
+        </w:tc>
+        <w:tc>
+          <w:tcPr>
+            <w:tcW w:type="dxa" w:w="1728"/>
+          </w:tcPr>
+          <w:p>
+            <w:r>
+              <w:rPr>
+                <w:b/>
+              </w:rPr>
+              <w:t>claim_text</w:t>
+            </w:r>
+          </w:p>
+        </w:tc>
+        <w:tc>
+          <w:tcPr>
+            <w:tcW w:type="dxa" w:w="1728"/>
+          </w:tcPr>
+          <w:p>
+            <w:r>
+              <w:rPr>
+                <w:b/>
+              </w:rPr>
+              <w:t>value_resolved</w:t>
+            </w:r>
+          </w:p>
+        </w:tc>
+        <w:tc>
+          <w:tcPr>
+            <w:tcW w:type="dxa" w:w="1728"/>
+          </w:tcPr>
+          <w:p>
+            <w:r>
+              <w:rPr>
+                <w:b/>
+              </w:rPr>
+              <w:t>n_resolved</w:t>
+            </w:r>
+          </w:p>
+        </w:tc>
+        <w:tc>
+          <w:tcPr>
+            <w:tcW w:type="dxa" w:w="1728"/>
+          </w:tcPr>
+          <w:p>
+            <w:r>
+              <w:rPr>
+                <w:b/>
+              </w:rPr>
+              <w:t>audit_status</w:t>
+            </w:r>
+          </w:p>
+        </w:tc>
+      </w:tr>
+      <w:tr>
+        <w:tc>
+          <w:tcPr>
+            <w:tcW w:type="dxa" w:w="1728"/>
+          </w:tcPr>
+          <w:p>
+            <w:r>
+              <w:t>K1.1</w:t>
+            </w:r>
+          </w:p>
+        </w:tc>
+        <w:tc>
+          <w:tcPr>
+            <w:tcW w:type="dxa" w:w="1728"/>
+          </w:tcPr>
+          <w:p>
+            <w:r>
+              <w:t>Wetted width on 157 SWORD-node transects below the dam is larger after the breach on comparable late-summer dates at matched Kherson stage.</w:t>
+            </w:r>
+          </w:p>
+        </w:tc>
+        <w:tc>
+          <w:tcPr>
+            <w:tcW w:type="dxa" w:w="1728"/>
+          </w:tcPr>
+          <w:p>
+            <w:r>
+              <w:t>2025 median 690 m (p25 465, p75 895); main arm 560 m</w:t>
+            </w:r>
+          </w:p>
+        </w:tc>
+        <w:tc>
+          <w:tcPr>
+            <w:tcW w:type="dxa" w:w="1728"/>
+          </w:tcPr>
+          <w:p>
+            <w:r>
+              <w:t>406 valid transect-dates on 4 dates; Kherson stage median -0.2 m</w:t>
+            </w:r>
+          </w:p>
+        </w:tc>
+        <w:tc>
+          <w:tcPr>
+            <w:tcW w:type="dxa" w:w="1728"/>
+          </w:tcPr>
+          <w:p>
+            <w:r>
+              <w:t>SUPPORTED_WITH_LIMITATION</w:t>
+            </w:r>
+          </w:p>
+        </w:tc>
+      </w:tr>
+      <w:tr>
+        <w:tc>
+          <w:tcPr>
+            <w:tcW w:type="dxa" w:w="1728"/>
+          </w:tcPr>
+          <w:p>
+            <w:r>
+              <w:t>K1.1a</w:t>
+            </w:r>
+          </w:p>
+        </w:tc>
+        <w:tc>
+          <w:tcPr>
+            <w:tcW w:type="dxa" w:w="1728"/>
+          </w:tcPr>
+          <w:p>
+            <w:r>
+              <w:t>Pre-breach reference width (2019, six dates).</w:t>
+            </w:r>
+          </w:p>
+        </w:tc>
+        <w:tc>
+          <w:tcPr>
+            <w:tcW w:type="dxa" w:w="1728"/>
+          </w:tcPr>
+          <w:p>
+            <w:r>
+              <w:t>2019 median 580 m; main arm 500 m; Kherson stage 0.2 m</w:t>
+            </w:r>
+          </w:p>
+        </w:tc>
+        <w:tc>
+          <w:tcPr>
+            <w:tcW w:type="dxa" w:w="1728"/>
+          </w:tcPr>
+          <w:p>
+            <w:r>
+              <w:t>356 valid transect-dates on 6 dates</w:t>
+            </w:r>
+          </w:p>
+        </w:tc>
+        <w:tc>
+          <w:tcPr>
+            <w:tcW w:type="dxa" w:w="1728"/>
+          </w:tcPr>
+          <w:p>
+            <w:r>
+              <w:t>SUPPORTED_WITH_LIMITATION</w:t>
+            </w:r>
+          </w:p>
+        </w:tc>
+      </w:tr>
+      <w:tr>
+        <w:tc>
+          <w:tcPr>
+            <w:tcW w:type="dxa" w:w="1728"/>
+          </w:tcPr>
+          <w:p>
+            <w:r>
+              <w:t>K1.1b</w:t>
+            </w:r>
+          </w:p>
+        </w:tc>
+        <w:tc>
+          <w:tcPr>
+            <w:tcW w:type="dxa" w:w="1728"/>
+          </w:tcPr>
+          <w:p>
+            <w:r>
+              <w:t>Breach-year width and braiding (2023, thirteen dates).</w:t>
+            </w:r>
+          </w:p>
+        </w:tc>
+        <w:tc>
+          <w:tcPr>
+            <w:tcW w:type="dxa" w:w="1728"/>
+          </w:tcPr>
+          <w:p>
+            <w:r>
+              <w:t>2023 median 720 m; main arm 560 m; n_arms median 2</w:t>
+            </w:r>
+          </w:p>
+        </w:tc>
+        <w:tc>
+          <w:tcPr>
+            <w:tcW w:type="dxa" w:w="1728"/>
+          </w:tcPr>
+          <w:p>
+            <w:r>
+              <w:t>1092 valid transect-dates on 13 dates</w:t>
+            </w:r>
+          </w:p>
+        </w:tc>
+        <w:tc>
+          <w:tcPr>
+            <w:tcW w:type="dxa" w:w="1728"/>
+          </w:tcPr>
+          <w:p>
+            <w:r>
+              <w:t>SUPPORTED_WITH_LIMITATION</w:t>
+            </w:r>
+          </w:p>
+        </w:tc>
+      </w:tr>
+      <w:tr>
+        <w:tc>
+          <w:tcPr>
+            <w:tcW w:type="dxa" w:w="1728"/>
+          </w:tcPr>
+          <w:p>
+            <w:r>
+              <w:t>K1.2</w:t>
+            </w:r>
+          </w:p>
+        </w:tc>
+        <w:tc>
+          <w:tcPr>
+            <w:tcW w:type="dxa" w:w="1728"/>
+          </w:tcPr>
+          <w:p>
+            <w:r>
+              <w:t>Transect geometry of the channel-width analysis.</w:t>
+            </w:r>
+          </w:p>
+        </w:tc>
+        <w:tc>
+          <w:tcPr>
+            <w:tcW w:type="dxa" w:w="1728"/>
+          </w:tcPr>
+          <w:p>
+            <w:r>
+              <w:t>321 SWORD nodes, 157 transects at 500 m, half-length 2500 m</w:t>
+            </w:r>
+          </w:p>
+        </w:tc>
+        <w:tc>
+          <w:tcPr>
+            <w:tcW w:type="dxa" w:w="1728"/>
+          </w:tcPr>
+          <w:p>
+            <w:r>
+              <w:t>3141 valid of 5809 transect-dates</w:t>
+            </w:r>
+          </w:p>
+        </w:tc>
+        <w:tc>
+          <w:tcPr>
+            <w:tcW w:type="dxa" w:w="1728"/>
+          </w:tcPr>
+          <w:p>
+            <w:r>
+              <w:t>SUPPORTED</w:t>
+            </w:r>
+          </w:p>
+        </w:tc>
+      </w:tr>
+      <w:tr>
+        <w:tc>
+          <w:tcPr>
+            <w:tcW w:type="dxa" w:w="1728"/>
+          </w:tcPr>
+          <w:p>
+            <w:r>
+              <w:t>H1.1</w:t>
+            </w:r>
+          </w:p>
+        </w:tc>
+        <w:tc>
+          <w:tcPr>
+            <w:tcW w:type="dxa" w:w="1728"/>
+          </w:tcPr>
+          <w:p>
+            <w:r>
+              <w:t>ATL08 100 m canopy segments passing QC over the study zones have a low, right-skewed canopy-height distribution.</w:t>
+            </w:r>
+          </w:p>
+        </w:tc>
+        <w:tc>
+          <w:tcPr>
+            <w:tcW w:type="dxa" w:w="1728"/>
+          </w:tcPr>
+          <w:p>
+            <w:r>
+              <w:t>h_canopy p50 1.58 m, p95 11.87 m</w:t>
+            </w:r>
+          </w:p>
+        </w:tc>
+        <w:tc>
+          <w:tcPr>
+            <w:tcW w:type="dxa" w:w="1728"/>
+          </w:tcPr>
+          <w:p>
+            <w:r>
+              <w:t>280489 canopy_ok of 1335986 segments (100 m)</w:t>
+            </w:r>
+          </w:p>
+        </w:tc>
+        <w:tc>
+          <w:tcPr>
+            <w:tcW w:type="dxa" w:w="1728"/>
+          </w:tcPr>
+          <w:p>
+            <w:r>
+              <w:t>SUPPORTED_WITH_LIMITATION</w:t>
+            </w:r>
+          </w:p>
+        </w:tc>
+      </w:tr>
+      <w:tr>
+        <w:tc>
+          <w:tcPr>
+            <w:tcW w:type="dxa" w:w="1728"/>
+          </w:tcPr>
+          <w:p>
+            <w:r>
+              <w:t>H1.2</w:t>
+            </w:r>
+          </w:p>
+        </w:tc>
+        <w:tc>
+          <w:tcPr>
+            <w:tcW w:type="dxa" w:w="1728"/>
+          </w:tcPr>
+          <w:p>
+            <w:r>
+              <w:t>Canopy-height change from repeat ICESat-2 tracks over the former pool is NOT identifiable with the current design: a single cross-year pair within 20 m.</w:t>
+            </w:r>
+          </w:p>
+        </w:tc>
+        <w:tc>
+          <w:tcPr>
+            <w:tcW w:type="dxa" w:w="1728"/>
+          </w:tcPr>
+          <w:p>
+            <w:r>
+              <w:t>one pair RGT 167→1211 (2023→2025), dh -3.15 m at 17.2 m separation</w:t>
+            </w:r>
+          </w:p>
+        </w:tc>
+        <w:tc>
+          <w:tcPr>
+            <w:tcW w:type="dxa" w:w="1728"/>
+          </w:tcPr>
+          <w:p>
+            <w:r>
+              <w:t>n_pairs = 1</w:t>
+            </w:r>
+          </w:p>
+        </w:tc>
+        <w:tc>
+          <w:tcPr>
+            <w:tcW w:type="dxa" w:w="1728"/>
+          </w:tcPr>
+          <w:p>
+            <w:r>
+              <w:t>NOT_TESTABLE</w:t>
+            </w:r>
+          </w:p>
+        </w:tc>
+      </w:tr>
+    </w:tbl>
+    <w:p/>
+    <w:p>
+      <w:pPr>
         <w:pStyle w:val="Title"/>
       </w:pPr>
       <w:r>
